--- a/informe/Informe_Parte_A_NoSQL.docx
+++ b/informe/Informe_Parte_A_NoSQL.docx
@@ -336,7 +336,7 @@
     </w:p>
     <w:p>
       <w:pPr>
-        <w:pStyle w:val="Heading1"/>
+        <w:pStyle w:val="Ttulo1"/>
       </w:pPr>
       <w:r>
         <w:lastRenderedPageBreak/>
@@ -383,7 +383,7 @@
     </w:p>
     <w:p>
       <w:pPr>
-        <w:pStyle w:val="Heading2"/>
+        <w:pStyle w:val="Ttulo2"/>
       </w:pPr>
       <w:r>
         <w:t>Carga de los datos en MongoDB y Redis</w:t>
@@ -444,169 +444,16 @@
           <w:rFonts w:ascii="Arial" w:hAnsi="Arial" w:cs="Arial"/>
           <w:i/>
           <w:iCs/>
-          <w:lang w:val="en-US"/>
-        </w:rPr>
-      </w:pPr>
-      <w:r>
-        <w:rPr>
-          <w:rFonts w:ascii="Arial" w:hAnsi="Arial" w:cs="Arial"/>
-          <w:i/>
-          <w:iCs/>
-          <w:lang w:val="en-US"/>
-        </w:rPr>
-        <w:t xml:space="preserve">docker exec isw623_mongo </w:t>
-      </w:r>
-      <w:proofErr w:type="spellStart"/>
-      <w:r>
-        <w:rPr>
-          <w:rFonts w:ascii="Arial" w:hAnsi="Arial" w:cs="Arial"/>
-          <w:i/>
-          <w:iCs/>
-          <w:lang w:val="en-US"/>
-        </w:rPr>
-        <w:t>mongoimport</w:t>
-      </w:r>
-      <w:proofErr w:type="spellEnd"/>
-      <w:r>
-        <w:rPr>
-          <w:rFonts w:ascii="Arial" w:hAnsi="Arial" w:cs="Arial"/>
-          <w:i/>
-          <w:iCs/>
-          <w:lang w:val="en-US"/>
-        </w:rPr>
-        <w:t xml:space="preserve"> -u </w:t>
-      </w:r>
-      <w:proofErr w:type="spellStart"/>
-      <w:r>
-        <w:rPr>
-          <w:rFonts w:ascii="Arial" w:hAnsi="Arial" w:cs="Arial"/>
-          <w:i/>
-          <w:iCs/>
-          <w:lang w:val="en-US"/>
-        </w:rPr>
-        <w:t>estudiante</w:t>
-      </w:r>
-      <w:proofErr w:type="spellEnd"/>
-      <w:r>
-        <w:rPr>
-          <w:rFonts w:ascii="Arial" w:hAnsi="Arial" w:cs="Arial"/>
-          <w:i/>
-          <w:iCs/>
-          <w:lang w:val="en-US"/>
-        </w:rPr>
-        <w:t xml:space="preserve"> -p isw623 --</w:t>
-      </w:r>
-      <w:proofErr w:type="spellStart"/>
-      <w:r>
-        <w:rPr>
-          <w:rFonts w:ascii="Arial" w:hAnsi="Arial" w:cs="Arial"/>
-          <w:i/>
-          <w:iCs/>
-          <w:lang w:val="en-US"/>
-        </w:rPr>
-        <w:t>authenticationDatabase</w:t>
-      </w:r>
-      <w:proofErr w:type="spellEnd"/>
-      <w:r>
-        <w:rPr>
-          <w:rFonts w:ascii="Arial" w:hAnsi="Arial" w:cs="Arial"/>
-          <w:i/>
-          <w:iCs/>
-          <w:lang w:val="en-US"/>
-        </w:rPr>
-        <w:t xml:space="preserve"> admin --</w:t>
-      </w:r>
-      <w:proofErr w:type="spellStart"/>
-      <w:r>
-        <w:rPr>
-          <w:rFonts w:ascii="Arial" w:hAnsi="Arial" w:cs="Arial"/>
-          <w:i/>
-          <w:iCs/>
-          <w:lang w:val="en-US"/>
-        </w:rPr>
-        <w:t>db</w:t>
-      </w:r>
-      <w:proofErr w:type="spellEnd"/>
-      <w:r>
-        <w:rPr>
-          <w:rFonts w:ascii="Arial" w:hAnsi="Arial" w:cs="Arial"/>
-          <w:i/>
-          <w:iCs/>
-          <w:lang w:val="en-US"/>
-        </w:rPr>
-        <w:t xml:space="preserve"> pc1 --collection </w:t>
-      </w:r>
-      <w:proofErr w:type="spellStart"/>
-      <w:r>
-        <w:rPr>
-          <w:rFonts w:ascii="Arial" w:hAnsi="Arial" w:cs="Arial"/>
-          <w:i/>
-          <w:iCs/>
-          <w:lang w:val="en-US"/>
-        </w:rPr>
-        <w:t>afiliados</w:t>
-      </w:r>
-      <w:proofErr w:type="spellEnd"/>
-      <w:r>
-        <w:rPr>
-          <w:rFonts w:ascii="Arial" w:hAnsi="Arial" w:cs="Arial"/>
-          <w:i/>
-          <w:iCs/>
-          <w:lang w:val="en-US"/>
-        </w:rPr>
-        <w:t xml:space="preserve"> --drop --</w:t>
-      </w:r>
-      <w:proofErr w:type="spellStart"/>
-      <w:r>
-        <w:rPr>
-          <w:rFonts w:ascii="Arial" w:hAnsi="Arial" w:cs="Arial"/>
-          <w:i/>
-          <w:iCs/>
-          <w:lang w:val="en-US"/>
-        </w:rPr>
-        <w:t>jsonArray</w:t>
-      </w:r>
-      <w:proofErr w:type="spellEnd"/>
-      <w:r>
-        <w:rPr>
-          <w:rFonts w:ascii="Arial" w:hAnsi="Arial" w:cs="Arial"/>
-          <w:i/>
-          <w:iCs/>
-          <w:lang w:val="en-US"/>
-        </w:rPr>
-        <w:t xml:space="preserve"> --file /</w:t>
-      </w:r>
-      <w:proofErr w:type="spellStart"/>
-      <w:r>
-        <w:rPr>
-          <w:rFonts w:ascii="Arial" w:hAnsi="Arial" w:cs="Arial"/>
-          <w:i/>
-          <w:iCs/>
-          <w:lang w:val="en-US"/>
-        </w:rPr>
-        <w:t>tmp</w:t>
-      </w:r>
-      <w:proofErr w:type="spellEnd"/>
-      <w:r>
-        <w:rPr>
-          <w:rFonts w:ascii="Arial" w:hAnsi="Arial" w:cs="Arial"/>
-          <w:i/>
-          <w:iCs/>
-          <w:lang w:val="en-US"/>
-        </w:rPr>
-        <w:t>/</w:t>
-      </w:r>
-      <w:proofErr w:type="spellStart"/>
-      <w:r>
-        <w:rPr>
-          <w:rFonts w:ascii="Arial" w:hAnsi="Arial" w:cs="Arial"/>
-          <w:i/>
-          <w:iCs/>
-          <w:lang w:val="en-US"/>
-        </w:rPr>
-        <w:t>afiliados.json</w:t>
-      </w:r>
-      <w:proofErr w:type="spellEnd"/>
+        </w:rPr>
+      </w:pPr>
+      <w:r>
+        <w:rPr>
+          <w:rFonts w:ascii="Arial" w:hAnsi="Arial" w:cs="Arial"/>
+          <w:i/>
+          <w:iCs/>
+        </w:rPr>
+        <w:t>docker exec isw623_mongo mongoimport -u estudiante -p isw623 --authenticationDatabase admin --db pc1 --collection afiliados --drop --jsonArray --file /tmp/afiliados.json</w:t>
+      </w:r>
     </w:p>
     <w:p>
       <w:pPr>
@@ -684,7 +531,7 @@
     </w:p>
     <w:p>
       <w:pPr>
-        <w:pStyle w:val="Heading2"/>
+        <w:pStyle w:val="Ttulo2"/>
       </w:pPr>
       <w:r>
         <w:t>A1. Consulta con filtro en MongoDB</w:t>
@@ -733,151 +580,16 @@
           <w:rFonts w:ascii="Arial" w:hAnsi="Arial" w:cs="Arial"/>
           <w:i/>
           <w:iCs/>
-          <w:lang w:val="en-US"/>
-        </w:rPr>
-      </w:pPr>
-      <w:proofErr w:type="gramStart"/>
-      <w:r>
-        <w:rPr>
-          <w:rFonts w:ascii="Arial" w:hAnsi="Arial" w:cs="Arial"/>
-          <w:i/>
-          <w:iCs/>
-          <w:lang w:val="en-US"/>
-        </w:rPr>
-        <w:t>{ "</w:t>
-      </w:r>
-      <w:proofErr w:type="spellStart"/>
-      <w:proofErr w:type="gramEnd"/>
-      <w:r>
-        <w:rPr>
-          <w:rFonts w:ascii="Arial" w:hAnsi="Arial" w:cs="Arial"/>
-          <w:i/>
-          <w:iCs/>
-          <w:lang w:val="en-US"/>
-        </w:rPr>
-        <w:t>pais</w:t>
-      </w:r>
-      <w:proofErr w:type="spellEnd"/>
-      <w:r>
-        <w:rPr>
-          <w:rFonts w:ascii="Arial" w:hAnsi="Arial" w:cs="Arial"/>
-          <w:i/>
-          <w:iCs/>
-          <w:lang w:val="en-US"/>
-        </w:rPr>
-        <w:t>": "CO", "</w:t>
-      </w:r>
-      <w:proofErr w:type="spellStart"/>
-      <w:r>
-        <w:rPr>
-          <w:rFonts w:ascii="Arial" w:hAnsi="Arial" w:cs="Arial"/>
-          <w:i/>
-          <w:iCs/>
-          <w:lang w:val="en-US"/>
-        </w:rPr>
-        <w:t>edad</w:t>
-      </w:r>
-      <w:proofErr w:type="spellEnd"/>
-      <w:r>
-        <w:rPr>
-          <w:rFonts w:ascii="Arial" w:hAnsi="Arial" w:cs="Arial"/>
-          <w:i/>
-          <w:iCs/>
-          <w:lang w:val="en-US"/>
-        </w:rPr>
-        <w:t xml:space="preserve">": </w:t>
-      </w:r>
-      <w:proofErr w:type="gramStart"/>
-      <w:r>
-        <w:rPr>
-          <w:rFonts w:ascii="Arial" w:hAnsi="Arial" w:cs="Arial"/>
-          <w:i/>
-          <w:iCs/>
-          <w:lang w:val="en-US"/>
-        </w:rPr>
-        <w:t>{ "</w:t>
-      </w:r>
-      <w:proofErr w:type="gramEnd"/>
-      <w:r>
-        <w:rPr>
-          <w:rFonts w:ascii="Arial" w:hAnsi="Arial" w:cs="Arial"/>
-          <w:i/>
-          <w:iCs/>
-          <w:lang w:val="en-US"/>
-        </w:rPr>
-        <w:t>$</w:t>
-      </w:r>
-      <w:proofErr w:type="spellStart"/>
-      <w:r>
-        <w:rPr>
-          <w:rFonts w:ascii="Arial" w:hAnsi="Arial" w:cs="Arial"/>
-          <w:i/>
-          <w:iCs/>
-          <w:lang w:val="en-US"/>
-        </w:rPr>
-        <w:t>gt</w:t>
-      </w:r>
-      <w:proofErr w:type="spellEnd"/>
-      <w:r>
-        <w:rPr>
-          <w:rFonts w:ascii="Arial" w:hAnsi="Arial" w:cs="Arial"/>
-          <w:i/>
-          <w:iCs/>
-          <w:lang w:val="en-US"/>
-        </w:rPr>
-        <w:t xml:space="preserve">": </w:t>
-      </w:r>
-      <w:proofErr w:type="gramStart"/>
-      <w:r>
-        <w:rPr>
-          <w:rFonts w:ascii="Arial" w:hAnsi="Arial" w:cs="Arial"/>
-          <w:i/>
-          <w:iCs/>
-          <w:lang w:val="en-US"/>
-        </w:rPr>
-        <w:t>50 }</w:t>
-      </w:r>
-      <w:proofErr w:type="gramEnd"/>
-      <w:r>
-        <w:rPr>
-          <w:rFonts w:ascii="Arial" w:hAnsi="Arial" w:cs="Arial"/>
-          <w:i/>
-          <w:iCs/>
-          <w:lang w:val="en-US"/>
-        </w:rPr>
-        <w:t>, "</w:t>
-      </w:r>
-      <w:proofErr w:type="spellStart"/>
-      <w:r>
-        <w:rPr>
-          <w:rFonts w:ascii="Arial" w:hAnsi="Arial" w:cs="Arial"/>
-          <w:i/>
-          <w:iCs/>
-          <w:lang w:val="en-US"/>
-        </w:rPr>
-        <w:t>activo</w:t>
-      </w:r>
-      <w:proofErr w:type="spellEnd"/>
-      <w:r>
-        <w:rPr>
-          <w:rFonts w:ascii="Arial" w:hAnsi="Arial" w:cs="Arial"/>
-          <w:i/>
-          <w:iCs/>
-          <w:lang w:val="en-US"/>
-        </w:rPr>
-        <w:t xml:space="preserve">": </w:t>
-      </w:r>
-      <w:proofErr w:type="gramStart"/>
-      <w:r>
-        <w:rPr>
-          <w:rFonts w:ascii="Arial" w:hAnsi="Arial" w:cs="Arial"/>
-          <w:i/>
-          <w:iCs/>
-          <w:lang w:val="en-US"/>
-        </w:rPr>
-        <w:t>true }</w:t>
-      </w:r>
-      <w:proofErr w:type="gramEnd"/>
+        </w:rPr>
+      </w:pPr>
+      <w:r>
+        <w:rPr>
+          <w:rFonts w:ascii="Arial" w:hAnsi="Arial" w:cs="Arial"/>
+          <w:i/>
+          <w:iCs/>
+        </w:rPr>
+        <w:t>{ "pais": "CO", "edad": { "$gt": 50 }, "activo": true }</w:t>
+      </w:r>
     </w:p>
     <w:p>
       <w:pPr>
@@ -1191,7 +903,7 @@
     </w:p>
     <w:p>
       <w:pPr>
-        <w:pStyle w:val="Caption"/>
+        <w:pStyle w:val="Descripcin"/>
         <w:spacing w:line="360" w:lineRule="auto"/>
         <w:jc w:val="both"/>
         <w:rPr>
@@ -1225,7 +937,7 @@
     <w:p/>
     <w:p>
       <w:pPr>
-        <w:pStyle w:val="Heading2"/>
+        <w:pStyle w:val="Ttulo2"/>
       </w:pPr>
       <w:r>
         <w:t>A2. Agregación de afiliados por país</w:t>
@@ -2300,7 +2012,7 @@
     </w:p>
     <w:p>
       <w:pPr>
-        <w:pStyle w:val="Caption"/>
+        <w:pStyle w:val="Descripcin"/>
         <w:spacing w:line="360" w:lineRule="auto"/>
         <w:jc w:val="both"/>
         <w:rPr>
@@ -2334,7 +2046,7 @@
     <w:p/>
     <w:p>
       <w:pPr>
-        <w:pStyle w:val="Heading2"/>
+        <w:pStyle w:val="Ttulo2"/>
       </w:pPr>
       <w:r>
         <w:t>A3. Plan de ejecución en MongoDB antes y después del índice</w:t>
@@ -2595,7 +2307,7 @@
     </w:p>
     <w:p>
       <w:pPr>
-        <w:pStyle w:val="Heading3"/>
+        <w:pStyle w:val="Ttulo3"/>
       </w:pPr>
       <w:r>
         <w:t>A3.1. Plan antes del índice</w:t>
@@ -2656,7 +2368,7 @@
     </w:p>
     <w:p>
       <w:pPr>
-        <w:pStyle w:val="Caption"/>
+        <w:pStyle w:val="Descripcin"/>
         <w:spacing w:line="360" w:lineRule="auto"/>
         <w:jc w:val="both"/>
         <w:rPr>
@@ -2744,7 +2456,7 @@
     </w:p>
     <w:p>
       <w:pPr>
-        <w:pStyle w:val="Caption"/>
+        <w:pStyle w:val="Descripcin"/>
         <w:spacing w:line="360" w:lineRule="auto"/>
         <w:jc w:val="both"/>
         <w:rPr>
@@ -2778,7 +2490,7 @@
     <w:p/>
     <w:p>
       <w:pPr>
-        <w:pStyle w:val="Heading3"/>
+        <w:pStyle w:val="Ttulo3"/>
       </w:pPr>
       <w:r>
         <w:t>A3.2. Creación del índice</w:t>
@@ -2883,6 +2595,7 @@
     <w:p>
       <w:pPr>
         <w:keepNext/>
+        <w:jc w:val="both"/>
       </w:pPr>
       <w:r>
         <w:rPr>
@@ -2927,7 +2640,7 @@
     </w:p>
     <w:p>
       <w:pPr>
-        <w:pStyle w:val="Caption"/>
+        <w:pStyle w:val="Descripcin"/>
         <w:spacing w:line="360" w:lineRule="auto"/>
         <w:jc w:val="both"/>
         <w:rPr>
@@ -3006,7 +2719,7 @@
     </w:p>
     <w:p>
       <w:pPr>
-        <w:pStyle w:val="Caption"/>
+        <w:pStyle w:val="Descripcin"/>
         <w:spacing w:line="360" w:lineRule="auto"/>
         <w:jc w:val="both"/>
         <w:rPr>
@@ -3040,7 +2753,7 @@
     <w:p/>
     <w:p>
       <w:pPr>
-        <w:pStyle w:val="Heading3"/>
+        <w:pStyle w:val="Ttulo3"/>
       </w:pPr>
       <w:r>
         <w:t>A3.3. Plan después del índice</w:t>
@@ -3101,7 +2814,7 @@
     </w:p>
     <w:p>
       <w:pPr>
-        <w:pStyle w:val="Caption"/>
+        <w:pStyle w:val="Descripcin"/>
         <w:spacing w:line="360" w:lineRule="auto"/>
         <w:jc w:val="both"/>
         <w:rPr>
@@ -3782,7 +3495,7 @@
     </w:p>
     <w:p>
       <w:pPr>
-        <w:pStyle w:val="Heading2"/>
+        <w:pStyle w:val="Ttulo2"/>
       </w:pPr>
       <w:r>
         <w:t>A4. Sesión, contador y expiración en Redis</w:t>
@@ -4494,7 +4207,7 @@
     </w:p>
     <w:p>
       <w:pPr>
-        <w:pStyle w:val="Caption"/>
+        <w:pStyle w:val="Descripcin"/>
         <w:spacing w:line="360" w:lineRule="auto"/>
         <w:jc w:val="both"/>
         <w:rPr>
@@ -4573,7 +4286,7 @@
     </w:p>
     <w:p>
       <w:pPr>
-        <w:pStyle w:val="Caption"/>
+        <w:pStyle w:val="Descripcin"/>
         <w:spacing w:line="360" w:lineRule="auto"/>
         <w:jc w:val="both"/>
         <w:rPr>
@@ -4634,7 +4347,7 @@
     </w:p>
     <w:p>
       <w:pPr>
-        <w:pStyle w:val="Heading2"/>
+        <w:pStyle w:val="Ttulo2"/>
       </w:pPr>
       <w:r>
         <w:t>Conclusión de la Parte A</w:t>
@@ -4706,7 +4419,7 @@
     <w:sdtContent>
       <w:p>
         <w:pPr>
-          <w:pStyle w:val="Footer"/>
+          <w:pStyle w:val="Piedepgina"/>
           <w:jc w:val="center"/>
         </w:pPr>
         <w:r>
@@ -4732,7 +4445,7 @@
   </w:sdt>
   <w:p>
     <w:pPr>
-      <w:pStyle w:val="Footer"/>
+      <w:pStyle w:val="Piedepgina"/>
     </w:pPr>
   </w:p>
 </w:ftr>
@@ -5164,11 +4877,11 @@
     <w:name w:val="Normal"/>
     <w:qFormat/>
   </w:style>
-  <w:style w:type="paragraph" w:styleId="Heading1">
+  <w:style w:type="paragraph" w:styleId="Ttulo1">
     <w:name w:val="heading 1"/>
     <w:basedOn w:val="Normal"/>
     <w:next w:val="Normal"/>
-    <w:link w:val="Heading1Char"/>
+    <w:link w:val="Ttulo1Car"/>
     <w:uiPriority w:val="9"/>
     <w:qFormat/>
     <w:rsid w:val="009D4EE4"/>
@@ -5185,11 +4898,11 @@
       <w:szCs w:val="40"/>
     </w:rPr>
   </w:style>
-  <w:style w:type="paragraph" w:styleId="Heading2">
+  <w:style w:type="paragraph" w:styleId="Ttulo2">
     <w:name w:val="heading 2"/>
     <w:basedOn w:val="Normal"/>
     <w:next w:val="Normal"/>
-    <w:link w:val="Heading2Char"/>
+    <w:link w:val="Ttulo2Car"/>
     <w:uiPriority w:val="9"/>
     <w:unhideWhenUsed/>
     <w:qFormat/>
@@ -5207,11 +4920,11 @@
       <w:szCs w:val="32"/>
     </w:rPr>
   </w:style>
-  <w:style w:type="paragraph" w:styleId="Heading3">
+  <w:style w:type="paragraph" w:styleId="Ttulo3">
     <w:name w:val="heading 3"/>
     <w:basedOn w:val="Normal"/>
     <w:next w:val="Normal"/>
-    <w:link w:val="Heading3Char"/>
+    <w:link w:val="Ttulo3Car"/>
     <w:uiPriority w:val="9"/>
     <w:unhideWhenUsed/>
     <w:qFormat/>
@@ -5230,11 +4943,11 @@
       <w:szCs w:val="28"/>
     </w:rPr>
   </w:style>
-  <w:style w:type="paragraph" w:styleId="Heading4">
+  <w:style w:type="paragraph" w:styleId="Ttulo4">
     <w:name w:val="heading 4"/>
     <w:basedOn w:val="Normal"/>
     <w:next w:val="Normal"/>
-    <w:link w:val="Heading4Char"/>
+    <w:link w:val="Ttulo4Car"/>
     <w:uiPriority w:val="9"/>
     <w:semiHidden/>
     <w:unhideWhenUsed/>
@@ -5253,11 +4966,11 @@
       <w:color w:val="0F4761" w:themeColor="accent1" w:themeShade="BF"/>
     </w:rPr>
   </w:style>
-  <w:style w:type="paragraph" w:styleId="Heading5">
+  <w:style w:type="paragraph" w:styleId="Ttulo5">
     <w:name w:val="heading 5"/>
     <w:basedOn w:val="Normal"/>
     <w:next w:val="Normal"/>
-    <w:link w:val="Heading5Char"/>
+    <w:link w:val="Ttulo5Car"/>
     <w:uiPriority w:val="9"/>
     <w:semiHidden/>
     <w:unhideWhenUsed/>
@@ -5274,11 +4987,11 @@
       <w:color w:val="0F4761" w:themeColor="accent1" w:themeShade="BF"/>
     </w:rPr>
   </w:style>
-  <w:style w:type="paragraph" w:styleId="Heading6">
+  <w:style w:type="paragraph" w:styleId="Ttulo6">
     <w:name w:val="heading 6"/>
     <w:basedOn w:val="Normal"/>
     <w:next w:val="Normal"/>
-    <w:link w:val="Heading6Char"/>
+    <w:link w:val="Ttulo6Car"/>
     <w:uiPriority w:val="9"/>
     <w:semiHidden/>
     <w:unhideWhenUsed/>
@@ -5297,11 +5010,11 @@
       <w:color w:val="595959" w:themeColor="text1" w:themeTint="A6"/>
     </w:rPr>
   </w:style>
-  <w:style w:type="paragraph" w:styleId="Heading7">
+  <w:style w:type="paragraph" w:styleId="Ttulo7">
     <w:name w:val="heading 7"/>
     <w:basedOn w:val="Normal"/>
     <w:next w:val="Normal"/>
-    <w:link w:val="Heading7Char"/>
+    <w:link w:val="Ttulo7Car"/>
     <w:uiPriority w:val="9"/>
     <w:semiHidden/>
     <w:unhideWhenUsed/>
@@ -5318,11 +5031,11 @@
       <w:color w:val="595959" w:themeColor="text1" w:themeTint="A6"/>
     </w:rPr>
   </w:style>
-  <w:style w:type="paragraph" w:styleId="Heading8">
+  <w:style w:type="paragraph" w:styleId="Ttulo8">
     <w:name w:val="heading 8"/>
     <w:basedOn w:val="Normal"/>
     <w:next w:val="Normal"/>
-    <w:link w:val="Heading8Char"/>
+    <w:link w:val="Ttulo8Car"/>
     <w:uiPriority w:val="9"/>
     <w:semiHidden/>
     <w:unhideWhenUsed/>
@@ -5341,11 +5054,11 @@
       <w:color w:val="272727" w:themeColor="text1" w:themeTint="D8"/>
     </w:rPr>
   </w:style>
-  <w:style w:type="paragraph" w:styleId="Heading9">
+  <w:style w:type="paragraph" w:styleId="Ttulo9">
     <w:name w:val="heading 9"/>
     <w:basedOn w:val="Normal"/>
     <w:next w:val="Normal"/>
-    <w:link w:val="Heading9Char"/>
+    <w:link w:val="Ttulo9Car"/>
     <w:uiPriority w:val="9"/>
     <w:semiHidden/>
     <w:unhideWhenUsed/>
@@ -5362,13 +5075,13 @@
       <w:color w:val="272727" w:themeColor="text1" w:themeTint="D8"/>
     </w:rPr>
   </w:style>
-  <w:style w:type="character" w:default="1" w:styleId="DefaultParagraphFont">
+  <w:style w:type="character" w:default="1" w:styleId="Fuentedeprrafopredeter">
     <w:name w:val="Default Paragraph Font"/>
     <w:uiPriority w:val="1"/>
     <w:semiHidden/>
     <w:unhideWhenUsed/>
   </w:style>
-  <w:style w:type="table" w:default="1" w:styleId="TableNormal">
+  <w:style w:type="table" w:default="1" w:styleId="Tablanormal">
     <w:name w:val="Normal Table"/>
     <w:uiPriority w:val="99"/>
     <w:semiHidden/>
@@ -5383,16 +5096,16 @@
       </w:tblCellMar>
     </w:tblPr>
   </w:style>
-  <w:style w:type="numbering" w:default="1" w:styleId="NoList">
+  <w:style w:type="numbering" w:default="1" w:styleId="Sinlista">
     <w:name w:val="No List"/>
     <w:uiPriority w:val="99"/>
     <w:semiHidden/>
     <w:unhideWhenUsed/>
   </w:style>
-  <w:style w:type="character" w:customStyle="1" w:styleId="Heading1Char">
-    <w:name w:val="Heading 1 Char"/>
-    <w:basedOn w:val="DefaultParagraphFont"/>
-    <w:link w:val="Heading1"/>
+  <w:style w:type="character" w:customStyle="1" w:styleId="Ttulo1Car">
+    <w:name w:val="Título 1 Car"/>
+    <w:basedOn w:val="Fuentedeprrafopredeter"/>
+    <w:link w:val="Ttulo1"/>
     <w:uiPriority w:val="9"/>
     <w:rsid w:val="009D4EE4"/>
     <w:rPr>
@@ -5401,10 +5114,10 @@
       <w:szCs w:val="40"/>
     </w:rPr>
   </w:style>
-  <w:style w:type="character" w:customStyle="1" w:styleId="Heading2Char">
-    <w:name w:val="Heading 2 Char"/>
-    <w:basedOn w:val="DefaultParagraphFont"/>
-    <w:link w:val="Heading2"/>
+  <w:style w:type="character" w:customStyle="1" w:styleId="Ttulo2Car">
+    <w:name w:val="Título 2 Car"/>
+    <w:basedOn w:val="Fuentedeprrafopredeter"/>
+    <w:link w:val="Ttulo2"/>
     <w:uiPriority w:val="9"/>
     <w:rsid w:val="004F2F48"/>
     <w:rPr>
@@ -5413,10 +5126,10 @@
       <w:szCs w:val="32"/>
     </w:rPr>
   </w:style>
-  <w:style w:type="character" w:customStyle="1" w:styleId="Heading3Char">
-    <w:name w:val="Heading 3 Char"/>
-    <w:basedOn w:val="DefaultParagraphFont"/>
-    <w:link w:val="Heading3"/>
+  <w:style w:type="character" w:customStyle="1" w:styleId="Ttulo3Car">
+    <w:name w:val="Título 3 Car"/>
+    <w:basedOn w:val="Fuentedeprrafopredeter"/>
+    <w:link w:val="Ttulo3"/>
     <w:uiPriority w:val="9"/>
     <w:rsid w:val="00975E56"/>
     <w:rPr>
@@ -5426,10 +5139,10 @@
       <w:szCs w:val="28"/>
     </w:rPr>
   </w:style>
-  <w:style w:type="character" w:customStyle="1" w:styleId="Heading4Char">
-    <w:name w:val="Heading 4 Char"/>
-    <w:basedOn w:val="DefaultParagraphFont"/>
-    <w:link w:val="Heading4"/>
+  <w:style w:type="character" w:customStyle="1" w:styleId="Ttulo4Car">
+    <w:name w:val="Título 4 Car"/>
+    <w:basedOn w:val="Fuentedeprrafopredeter"/>
+    <w:link w:val="Ttulo4"/>
     <w:uiPriority w:val="9"/>
     <w:semiHidden/>
     <w:rsid w:val="00AA30C9"/>
@@ -5440,10 +5153,10 @@
       <w:color w:val="0F4761" w:themeColor="accent1" w:themeShade="BF"/>
     </w:rPr>
   </w:style>
-  <w:style w:type="character" w:customStyle="1" w:styleId="Heading5Char">
-    <w:name w:val="Heading 5 Char"/>
-    <w:basedOn w:val="DefaultParagraphFont"/>
-    <w:link w:val="Heading5"/>
+  <w:style w:type="character" w:customStyle="1" w:styleId="Ttulo5Car">
+    <w:name w:val="Título 5 Car"/>
+    <w:basedOn w:val="Fuentedeprrafopredeter"/>
+    <w:link w:val="Ttulo5"/>
     <w:uiPriority w:val="9"/>
     <w:semiHidden/>
     <w:rsid w:val="00AA30C9"/>
@@ -5452,10 +5165,10 @@
       <w:color w:val="0F4761" w:themeColor="accent1" w:themeShade="BF"/>
     </w:rPr>
   </w:style>
-  <w:style w:type="character" w:customStyle="1" w:styleId="Heading6Char">
-    <w:name w:val="Heading 6 Char"/>
-    <w:basedOn w:val="DefaultParagraphFont"/>
-    <w:link w:val="Heading6"/>
+  <w:style w:type="character" w:customStyle="1" w:styleId="Ttulo6Car">
+    <w:name w:val="Título 6 Car"/>
+    <w:basedOn w:val="Fuentedeprrafopredeter"/>
+    <w:link w:val="Ttulo6"/>
     <w:uiPriority w:val="9"/>
     <w:semiHidden/>
     <w:rsid w:val="00AA30C9"/>
@@ -5466,10 +5179,10 @@
       <w:color w:val="595959" w:themeColor="text1" w:themeTint="A6"/>
     </w:rPr>
   </w:style>
-  <w:style w:type="character" w:customStyle="1" w:styleId="Heading7Char">
-    <w:name w:val="Heading 7 Char"/>
-    <w:basedOn w:val="DefaultParagraphFont"/>
-    <w:link w:val="Heading7"/>
+  <w:style w:type="character" w:customStyle="1" w:styleId="Ttulo7Car">
+    <w:name w:val="Título 7 Car"/>
+    <w:basedOn w:val="Fuentedeprrafopredeter"/>
+    <w:link w:val="Ttulo7"/>
     <w:uiPriority w:val="9"/>
     <w:semiHidden/>
     <w:rsid w:val="00AA30C9"/>
@@ -5478,10 +5191,10 @@
       <w:color w:val="595959" w:themeColor="text1" w:themeTint="A6"/>
     </w:rPr>
   </w:style>
-  <w:style w:type="character" w:customStyle="1" w:styleId="Heading8Char">
-    <w:name w:val="Heading 8 Char"/>
-    <w:basedOn w:val="DefaultParagraphFont"/>
-    <w:link w:val="Heading8"/>
+  <w:style w:type="character" w:customStyle="1" w:styleId="Ttulo8Car">
+    <w:name w:val="Título 8 Car"/>
+    <w:basedOn w:val="Fuentedeprrafopredeter"/>
+    <w:link w:val="Ttulo8"/>
     <w:uiPriority w:val="9"/>
     <w:semiHidden/>
     <w:rsid w:val="00AA30C9"/>
@@ -5492,10 +5205,10 @@
       <w:color w:val="272727" w:themeColor="text1" w:themeTint="D8"/>
     </w:rPr>
   </w:style>
-  <w:style w:type="character" w:customStyle="1" w:styleId="Heading9Char">
-    <w:name w:val="Heading 9 Char"/>
-    <w:basedOn w:val="DefaultParagraphFont"/>
-    <w:link w:val="Heading9"/>
+  <w:style w:type="character" w:customStyle="1" w:styleId="Ttulo9Car">
+    <w:name w:val="Título 9 Car"/>
+    <w:basedOn w:val="Fuentedeprrafopredeter"/>
+    <w:link w:val="Ttulo9"/>
     <w:uiPriority w:val="9"/>
     <w:semiHidden/>
     <w:rsid w:val="00AA30C9"/>
@@ -5504,11 +5217,11 @@
       <w:color w:val="272727" w:themeColor="text1" w:themeTint="D8"/>
     </w:rPr>
   </w:style>
-  <w:style w:type="paragraph" w:styleId="Title">
+  <w:style w:type="paragraph" w:styleId="Ttulo">
     <w:name w:val="Title"/>
     <w:basedOn w:val="Normal"/>
     <w:next w:val="Normal"/>
-    <w:link w:val="TitleChar"/>
+    <w:link w:val="TtuloCar"/>
     <w:uiPriority w:val="10"/>
     <w:qFormat/>
     <w:rsid w:val="00AA30C9"/>
@@ -5524,10 +5237,10 @@
       <w:szCs w:val="56"/>
     </w:rPr>
   </w:style>
-  <w:style w:type="character" w:customStyle="1" w:styleId="TitleChar">
-    <w:name w:val="Title Char"/>
-    <w:basedOn w:val="DefaultParagraphFont"/>
-    <w:link w:val="Title"/>
+  <w:style w:type="character" w:customStyle="1" w:styleId="TtuloCar">
+    <w:name w:val="Título Car"/>
+    <w:basedOn w:val="Fuentedeprrafopredeter"/>
+    <w:link w:val="Ttulo"/>
     <w:uiPriority w:val="10"/>
     <w:rsid w:val="00AA30C9"/>
     <w:rPr>
@@ -5538,11 +5251,11 @@
       <w:szCs w:val="56"/>
     </w:rPr>
   </w:style>
-  <w:style w:type="paragraph" w:styleId="Subtitle">
+  <w:style w:type="paragraph" w:styleId="Subttulo">
     <w:name w:val="Subtitle"/>
     <w:basedOn w:val="Normal"/>
     <w:next w:val="Normal"/>
-    <w:link w:val="SubtitleChar"/>
+    <w:link w:val="SubttuloCar"/>
     <w:uiPriority w:val="11"/>
     <w:qFormat/>
     <w:rsid w:val="00AA30C9"/>
@@ -5559,10 +5272,10 @@
       <w:szCs w:val="28"/>
     </w:rPr>
   </w:style>
-  <w:style w:type="character" w:customStyle="1" w:styleId="SubtitleChar">
-    <w:name w:val="Subtitle Char"/>
-    <w:basedOn w:val="DefaultParagraphFont"/>
-    <w:link w:val="Subtitle"/>
+  <w:style w:type="character" w:customStyle="1" w:styleId="SubttuloCar">
+    <w:name w:val="Subtítulo Car"/>
+    <w:basedOn w:val="Fuentedeprrafopredeter"/>
+    <w:link w:val="Subttulo"/>
     <w:uiPriority w:val="11"/>
     <w:rsid w:val="00AA30C9"/>
     <w:rPr>
@@ -5573,11 +5286,11 @@
       <w:szCs w:val="28"/>
     </w:rPr>
   </w:style>
-  <w:style w:type="paragraph" w:styleId="Quote">
+  <w:style w:type="paragraph" w:styleId="Cita">
     <w:name w:val="Quote"/>
     <w:basedOn w:val="Normal"/>
     <w:next w:val="Normal"/>
-    <w:link w:val="QuoteChar"/>
+    <w:link w:val="CitaCar"/>
     <w:uiPriority w:val="29"/>
     <w:qFormat/>
     <w:rsid w:val="00AA30C9"/>
@@ -5591,10 +5304,10 @@
       <w:color w:val="404040" w:themeColor="text1" w:themeTint="BF"/>
     </w:rPr>
   </w:style>
-  <w:style w:type="character" w:customStyle="1" w:styleId="QuoteChar">
-    <w:name w:val="Quote Char"/>
-    <w:basedOn w:val="DefaultParagraphFont"/>
-    <w:link w:val="Quote"/>
+  <w:style w:type="character" w:customStyle="1" w:styleId="CitaCar">
+    <w:name w:val="Cita Car"/>
+    <w:basedOn w:val="Fuentedeprrafopredeter"/>
+    <w:link w:val="Cita"/>
     <w:uiPriority w:val="29"/>
     <w:rsid w:val="00AA30C9"/>
     <w:rPr>
@@ -5603,7 +5316,7 @@
       <w:color w:val="404040" w:themeColor="text1" w:themeTint="BF"/>
     </w:rPr>
   </w:style>
-  <w:style w:type="paragraph" w:styleId="ListParagraph">
+  <w:style w:type="paragraph" w:styleId="Prrafodelista">
     <w:name w:val="List Paragraph"/>
     <w:basedOn w:val="Normal"/>
     <w:uiPriority w:val="34"/>
@@ -5614,9 +5327,9 @@
       <w:contextualSpacing/>
     </w:pPr>
   </w:style>
-  <w:style w:type="character" w:styleId="IntenseEmphasis">
+  <w:style w:type="character" w:styleId="nfasisintenso">
     <w:name w:val="Intense Emphasis"/>
-    <w:basedOn w:val="DefaultParagraphFont"/>
+    <w:basedOn w:val="Fuentedeprrafopredeter"/>
     <w:uiPriority w:val="21"/>
     <w:qFormat/>
     <w:rsid w:val="00AA30C9"/>
@@ -5626,11 +5339,11 @@
       <w:color w:val="0F4761" w:themeColor="accent1" w:themeShade="BF"/>
     </w:rPr>
   </w:style>
-  <w:style w:type="paragraph" w:styleId="IntenseQuote">
+  <w:style w:type="paragraph" w:styleId="Citadestacada">
     <w:name w:val="Intense Quote"/>
     <w:basedOn w:val="Normal"/>
     <w:next w:val="Normal"/>
-    <w:link w:val="IntenseQuoteChar"/>
+    <w:link w:val="CitadestacadaCar"/>
     <w:uiPriority w:val="30"/>
     <w:qFormat/>
     <w:rsid w:val="00AA30C9"/>
@@ -5649,10 +5362,10 @@
       <w:color w:val="0F4761" w:themeColor="accent1" w:themeShade="BF"/>
     </w:rPr>
   </w:style>
-  <w:style w:type="character" w:customStyle="1" w:styleId="IntenseQuoteChar">
-    <w:name w:val="Intense Quote Char"/>
-    <w:basedOn w:val="DefaultParagraphFont"/>
-    <w:link w:val="IntenseQuote"/>
+  <w:style w:type="character" w:customStyle="1" w:styleId="CitadestacadaCar">
+    <w:name w:val="Cita destacada Car"/>
+    <w:basedOn w:val="Fuentedeprrafopredeter"/>
+    <w:link w:val="Citadestacada"/>
     <w:uiPriority w:val="30"/>
     <w:rsid w:val="00AA30C9"/>
     <w:rPr>
@@ -5661,9 +5374,9 @@
       <w:color w:val="0F4761" w:themeColor="accent1" w:themeShade="BF"/>
     </w:rPr>
   </w:style>
-  <w:style w:type="character" w:styleId="IntenseReference">
+  <w:style w:type="character" w:styleId="Referenciaintensa">
     <w:name w:val="Intense Reference"/>
-    <w:basedOn w:val="DefaultParagraphFont"/>
+    <w:basedOn w:val="Fuentedeprrafopredeter"/>
     <w:uiPriority w:val="32"/>
     <w:qFormat/>
     <w:rsid w:val="00AA30C9"/>
@@ -5675,7 +5388,7 @@
       <w:spacing w:val="5"/>
     </w:rPr>
   </w:style>
-  <w:style w:type="paragraph" w:styleId="Caption">
+  <w:style w:type="paragraph" w:styleId="Descripcin">
     <w:name w:val="caption"/>
     <w:basedOn w:val="Normal"/>
     <w:next w:val="Normal"/>
@@ -5711,16 +5424,16 @@
   </w:style>
   <w:style w:type="character" w:customStyle="1" w:styleId="apaCar">
     <w:name w:val="apa Car"/>
-    <w:basedOn w:val="DefaultParagraphFont"/>
+    <w:basedOn w:val="Fuentedeprrafopredeter"/>
     <w:link w:val="apa"/>
     <w:rsid w:val="009D4EE4"/>
     <w:rPr>
       <w:rFonts w:ascii="Arial" w:hAnsi="Arial"/>
     </w:rPr>
   </w:style>
-  <w:style w:type="character" w:styleId="Emphasis">
+  <w:style w:type="character" w:styleId="nfasis">
     <w:name w:val="Emphasis"/>
-    <w:basedOn w:val="DefaultParagraphFont"/>
+    <w:basedOn w:val="Fuentedeprrafopredeter"/>
     <w:uiPriority w:val="20"/>
     <w:qFormat/>
     <w:rsid w:val="004F2F48"/>
@@ -5729,10 +5442,10 @@
       <w:iCs/>
     </w:rPr>
   </w:style>
-  <w:style w:type="paragraph" w:styleId="Header">
+  <w:style w:type="paragraph" w:styleId="Encabezado">
     <w:name w:val="header"/>
     <w:basedOn w:val="Normal"/>
-    <w:link w:val="HeaderChar"/>
+    <w:link w:val="EncabezadoCar"/>
     <w:uiPriority w:val="99"/>
     <w:unhideWhenUsed/>
     <w:rsid w:val="00B14432"/>
@@ -5744,17 +5457,17 @@
       <w:spacing w:after="0" w:line="240" w:lineRule="auto"/>
     </w:pPr>
   </w:style>
-  <w:style w:type="character" w:customStyle="1" w:styleId="HeaderChar">
-    <w:name w:val="Header Char"/>
-    <w:basedOn w:val="DefaultParagraphFont"/>
-    <w:link w:val="Header"/>
+  <w:style w:type="character" w:customStyle="1" w:styleId="EncabezadoCar">
+    <w:name w:val="Encabezado Car"/>
+    <w:basedOn w:val="Fuentedeprrafopredeter"/>
+    <w:link w:val="Encabezado"/>
     <w:uiPriority w:val="99"/>
     <w:rsid w:val="00B14432"/>
   </w:style>
-  <w:style w:type="paragraph" w:styleId="Footer">
+  <w:style w:type="paragraph" w:styleId="Piedepgina">
     <w:name w:val="footer"/>
     <w:basedOn w:val="Normal"/>
-    <w:link w:val="FooterChar"/>
+    <w:link w:val="PiedepginaCar"/>
     <w:uiPriority w:val="99"/>
     <w:unhideWhenUsed/>
     <w:rsid w:val="00B14432"/>
@@ -5766,10 +5479,10 @@
       <w:spacing w:after="0" w:line="240" w:lineRule="auto"/>
     </w:pPr>
   </w:style>
-  <w:style w:type="character" w:customStyle="1" w:styleId="FooterChar">
-    <w:name w:val="Footer Char"/>
-    <w:basedOn w:val="DefaultParagraphFont"/>
-    <w:link w:val="Footer"/>
+  <w:style w:type="character" w:customStyle="1" w:styleId="PiedepginaCar">
+    <w:name w:val="Pie de página Car"/>
+    <w:basedOn w:val="Fuentedeprrafopredeter"/>
+    <w:link w:val="Piedepgina"/>
     <w:uiPriority w:val="99"/>
     <w:rsid w:val="00B14432"/>
   </w:style>
